--- a/manuscript/IEEE_JBHI_Submission_Manuscript.docx
+++ b/manuscript/IEEE_JBHI_Submission_Manuscript.docx
@@ -5845,7 +5845,7 @@
         <w:jc w:val="both"/>
       </w:pPr>
       <w:r>
-        <w:t>MIMIC-III cannot be redistributed. Credentialed users may obtain it from PhysioNet [2]. Source code, configuration files, aggregate tables, figures, and non-patient-level diagnostics are available at https://github.com/esma6/icu_mortality_project (commit 6fe3460679acea2eafe494025a3ab81050b6bd1d).</w:t>
+        <w:t>MIMIC-III cannot be redistributed. Credentialed users may obtain it from PhysioNet [2]. Source code, configuration files, aggregate tables, figures, and non-patient-level diagnostics are available at https://github.com/esma6/icu_mortality_project (commit 5b2bdc08f750bda353e0c3ef8645990359bd0913).</w:t>
       </w:r>
     </w:p>
     <w:p>
